--- a/doc/Лр 1 Кожуховский.docx
+++ b/doc/Лр 1 Кожуховский.docx
@@ -643,21 +643,12 @@
                 <w:u w:val="single"/>
               </w:rPr>
             </w:pPr>
-            <w:proofErr w:type="spellStart"/>
             <w:r>
               <w:rPr>
                 <w:szCs w:val="28"/>
                 <w:u w:val="single"/>
               </w:rPr>
-              <w:t>Воронкин</w:t>
-            </w:r>
-            <w:proofErr w:type="spellEnd"/>
-            <w:r>
-              <w:rPr>
-                <w:szCs w:val="28"/>
-                <w:u w:val="single"/>
-              </w:rPr>
-              <w:t xml:space="preserve"> Роман Александрович</w:t>
+              <w:t>Воронкин Роман Александрович</w:t>
             </w:r>
           </w:p>
           <w:p>
@@ -897,25 +888,7 @@
           <w:sz w:val="28"/>
           <w:szCs w:val="28"/>
         </w:rPr>
-        <w:t xml:space="preserve">Создал общедоступный репозиторий на </w:t>
-      </w:r>
-      <w:proofErr w:type="spellStart"/>
-      <w:r>
-        <w:rPr>
-          <w:color w:val="000000" w:themeColor="text1"/>
-          <w:sz w:val="28"/>
-          <w:szCs w:val="28"/>
-        </w:rPr>
-        <w:t>GitHub</w:t>
-      </w:r>
-      <w:proofErr w:type="spellEnd"/>
-      <w:r>
-        <w:rPr>
-          <w:color w:val="000000" w:themeColor="text1"/>
-          <w:sz w:val="28"/>
-          <w:szCs w:val="28"/>
-        </w:rPr>
-        <w:t>, в котором использована лицензия MIT и язык программирования Python.</w:t>
+        <w:t>Создал общедоступный репозиторий на GitHub, в котором использована лицензия MIT и язык программирования Python.</w:t>
       </w:r>
     </w:p>
     <w:p>
@@ -955,25 +928,7 @@
           <w:sz w:val="28"/>
           <w:szCs w:val="28"/>
         </w:rPr>
-        <w:t>4. Дополнил файл .</w:t>
-      </w:r>
-      <w:proofErr w:type="spellStart"/>
-      <w:r>
-        <w:rPr>
-          <w:color w:val="000000" w:themeColor="text1"/>
-          <w:sz w:val="28"/>
-          <w:szCs w:val="28"/>
-        </w:rPr>
-        <w:t>gitignore</w:t>
-      </w:r>
-      <w:proofErr w:type="spellEnd"/>
-      <w:r>
-        <w:rPr>
-          <w:color w:val="000000" w:themeColor="text1"/>
-          <w:sz w:val="28"/>
-          <w:szCs w:val="28"/>
-        </w:rPr>
-        <w:t xml:space="preserve"> необходимыми правилами для работы с IDE.</w:t>
+        <w:t>4. Дополнил файл .gitignore необходимыми правилами для работы с IDE.</w:t>
       </w:r>
     </w:p>
     <w:p>
@@ -1152,43 +1107,7 @@
           <w:sz w:val="28"/>
           <w:szCs w:val="28"/>
         </w:rPr>
-        <w:t xml:space="preserve">Парой называется класс с двумя полями, которые обычно имеют имена </w:t>
-      </w:r>
-      <w:proofErr w:type="spellStart"/>
-      <w:r>
-        <w:rPr>
-          <w:color w:val="000000" w:themeColor="text1"/>
-          <w:sz w:val="28"/>
-          <w:szCs w:val="28"/>
-        </w:rPr>
-        <w:t>first</w:t>
-      </w:r>
-      <w:proofErr w:type="spellEnd"/>
-      <w:r>
-        <w:rPr>
-          <w:color w:val="000000" w:themeColor="text1"/>
-          <w:sz w:val="28"/>
-          <w:szCs w:val="28"/>
-        </w:rPr>
-        <w:t xml:space="preserve"> и </w:t>
-      </w:r>
-      <w:proofErr w:type="spellStart"/>
-      <w:r>
-        <w:rPr>
-          <w:color w:val="000000" w:themeColor="text1"/>
-          <w:sz w:val="28"/>
-          <w:szCs w:val="28"/>
-        </w:rPr>
-        <w:t>second</w:t>
-      </w:r>
-      <w:proofErr w:type="spellEnd"/>
-      <w:r>
-        <w:rPr>
-          <w:color w:val="000000" w:themeColor="text1"/>
-          <w:sz w:val="28"/>
-          <w:szCs w:val="28"/>
-        </w:rPr>
-        <w:t>. Требуется</w:t>
+        <w:t>Парой называется класс с двумя полями, которые обычно имеют имена first и second. Требуется</w:t>
       </w:r>
       <w:r>
         <w:rPr>
@@ -1245,25 +1164,7 @@
           <w:sz w:val="28"/>
           <w:szCs w:val="28"/>
         </w:rPr>
-        <w:t>метод инициализации __</w:t>
-      </w:r>
-      <w:proofErr w:type="spellStart"/>
-      <w:r>
-        <w:rPr>
-          <w:color w:val="000000" w:themeColor="text1"/>
-          <w:sz w:val="28"/>
-          <w:szCs w:val="28"/>
-        </w:rPr>
-        <w:t>init</w:t>
-      </w:r>
-      <w:proofErr w:type="spellEnd"/>
-      <w:r>
-        <w:rPr>
-          <w:color w:val="000000" w:themeColor="text1"/>
-          <w:sz w:val="28"/>
-          <w:szCs w:val="28"/>
-        </w:rPr>
-        <w:t>__ ; метод должен контролировать значения аргументов на</w:t>
+        <w:t>метод инициализации __init__ ; метод должен контролировать значения аргументов на</w:t>
       </w:r>
       <w:r>
         <w:rPr>
@@ -1304,25 +1205,7 @@
           <w:sz w:val="28"/>
           <w:szCs w:val="28"/>
         </w:rPr>
-        <w:t xml:space="preserve">ввод с клавиатуры </w:t>
-      </w:r>
-      <w:proofErr w:type="spellStart"/>
-      <w:r>
-        <w:rPr>
-          <w:color w:val="000000" w:themeColor="text1"/>
-          <w:sz w:val="28"/>
-          <w:szCs w:val="28"/>
-        </w:rPr>
-        <w:t>read</w:t>
-      </w:r>
-      <w:proofErr w:type="spellEnd"/>
-      <w:r>
-        <w:rPr>
-          <w:color w:val="000000" w:themeColor="text1"/>
-          <w:sz w:val="28"/>
-          <w:szCs w:val="28"/>
-        </w:rPr>
-        <w:t xml:space="preserve"> ;</w:t>
+        <w:t>ввод с клавиатуры read ;</w:t>
       </w:r>
     </w:p>
     <w:p>
@@ -1347,25 +1230,7 @@
           <w:sz w:val="28"/>
           <w:szCs w:val="28"/>
         </w:rPr>
-        <w:t xml:space="preserve">вывод на экран </w:t>
-      </w:r>
-      <w:proofErr w:type="spellStart"/>
-      <w:r>
-        <w:rPr>
-          <w:color w:val="000000" w:themeColor="text1"/>
-          <w:sz w:val="28"/>
-          <w:szCs w:val="28"/>
-        </w:rPr>
-        <w:t>display</w:t>
-      </w:r>
-      <w:proofErr w:type="spellEnd"/>
-      <w:r>
-        <w:rPr>
-          <w:color w:val="000000" w:themeColor="text1"/>
-          <w:sz w:val="28"/>
-          <w:szCs w:val="28"/>
-        </w:rPr>
-        <w:t xml:space="preserve"> .</w:t>
+        <w:t>вывод на экран display .</w:t>
       </w:r>
     </w:p>
     <w:p>
@@ -1386,25 +1251,7 @@
           <w:sz w:val="28"/>
           <w:szCs w:val="28"/>
         </w:rPr>
-        <w:t xml:space="preserve">Реализовать внешнюю функцию с именем </w:t>
-      </w:r>
-      <w:proofErr w:type="spellStart"/>
-      <w:r>
-        <w:rPr>
-          <w:color w:val="000000" w:themeColor="text1"/>
-          <w:sz w:val="28"/>
-          <w:szCs w:val="28"/>
-        </w:rPr>
-        <w:t>make_тип</w:t>
-      </w:r>
-      <w:proofErr w:type="spellEnd"/>
-      <w:r>
-        <w:rPr>
-          <w:color w:val="000000" w:themeColor="text1"/>
-          <w:sz w:val="28"/>
-          <w:szCs w:val="28"/>
-        </w:rPr>
-        <w:t>() , где тип — тип реализуемой структуры.</w:t>
+        <w:t>Реализовать внешнюю функцию с именем make_тип() , где тип — тип реализуемой структуры.</w:t>
       </w:r>
       <w:r>
         <w:rPr>
@@ -1489,61 +1336,7 @@
           <w:sz w:val="28"/>
           <w:szCs w:val="28"/>
         </w:rPr>
-        <w:t xml:space="preserve">после инструкции </w:t>
-      </w:r>
-      <w:proofErr w:type="spellStart"/>
-      <w:r>
-        <w:rPr>
-          <w:color w:val="000000" w:themeColor="text1"/>
-          <w:sz w:val="28"/>
-          <w:szCs w:val="28"/>
-        </w:rPr>
-        <w:t>if</w:t>
-      </w:r>
-      <w:proofErr w:type="spellEnd"/>
-      <w:r>
-        <w:rPr>
-          <w:color w:val="000000" w:themeColor="text1"/>
-          <w:sz w:val="28"/>
-          <w:szCs w:val="28"/>
-        </w:rPr>
-        <w:t xml:space="preserve"> __</w:t>
-      </w:r>
-      <w:proofErr w:type="spellStart"/>
-      <w:r>
-        <w:rPr>
-          <w:color w:val="000000" w:themeColor="text1"/>
-          <w:sz w:val="28"/>
-          <w:szCs w:val="28"/>
-        </w:rPr>
-        <w:t>name</w:t>
-      </w:r>
-      <w:proofErr w:type="spellEnd"/>
-      <w:r>
-        <w:rPr>
-          <w:color w:val="000000" w:themeColor="text1"/>
-          <w:sz w:val="28"/>
-          <w:szCs w:val="28"/>
-        </w:rPr>
-        <w:t>__ = '__</w:t>
-      </w:r>
-      <w:proofErr w:type="spellStart"/>
-      <w:r>
-        <w:rPr>
-          <w:color w:val="000000" w:themeColor="text1"/>
-          <w:sz w:val="28"/>
-          <w:szCs w:val="28"/>
-        </w:rPr>
-        <w:t>main</w:t>
-      </w:r>
-      <w:proofErr w:type="spellEnd"/>
-      <w:r>
-        <w:rPr>
-          <w:color w:val="000000" w:themeColor="text1"/>
-          <w:sz w:val="28"/>
-          <w:szCs w:val="28"/>
-        </w:rPr>
-        <w:t>__': добавить код, демонстрирующий возможности</w:t>
+        <w:t>после инструкции if __name__ = '__main__': добавить код, демонстрирующий возможности</w:t>
       </w:r>
       <w:r>
         <w:rPr>
@@ -1568,43 +1361,7 @@
           <w:szCs w:val="28"/>
         </w:rPr>
         <w:cr/>
-        <w:t xml:space="preserve">Поле </w:t>
-      </w:r>
-      <w:proofErr w:type="spellStart"/>
-      <w:r>
-        <w:rPr>
-          <w:color w:val="000000" w:themeColor="text1"/>
-          <w:sz w:val="28"/>
-          <w:szCs w:val="28"/>
-        </w:rPr>
-        <w:t>first</w:t>
-      </w:r>
-      <w:proofErr w:type="spellEnd"/>
-      <w:r>
-        <w:rPr>
-          <w:color w:val="000000" w:themeColor="text1"/>
-          <w:sz w:val="28"/>
-          <w:szCs w:val="28"/>
-        </w:rPr>
-        <w:t xml:space="preserve"> — дробное положительное число, оклад; поле </w:t>
-      </w:r>
-      <w:proofErr w:type="spellStart"/>
-      <w:r>
-        <w:rPr>
-          <w:color w:val="000000" w:themeColor="text1"/>
-          <w:sz w:val="28"/>
-          <w:szCs w:val="28"/>
-        </w:rPr>
-        <w:t>second</w:t>
-      </w:r>
-      <w:proofErr w:type="spellEnd"/>
-      <w:r>
-        <w:rPr>
-          <w:color w:val="000000" w:themeColor="text1"/>
-          <w:sz w:val="28"/>
-          <w:szCs w:val="28"/>
-        </w:rPr>
-        <w:t xml:space="preserve"> — целое число, количество</w:t>
+        <w:t>Поле first — дробное положительное число, оклад; поле second — целое число, количество</w:t>
       </w:r>
       <w:r>
         <w:rPr>
@@ -1620,25 +1377,7 @@
           <w:sz w:val="28"/>
           <w:szCs w:val="28"/>
         </w:rPr>
-        <w:t xml:space="preserve">отработанных дней в месяце. Реализовать метод </w:t>
-      </w:r>
-      <w:proofErr w:type="spellStart"/>
-      <w:r>
-        <w:rPr>
-          <w:color w:val="000000" w:themeColor="text1"/>
-          <w:sz w:val="28"/>
-          <w:szCs w:val="28"/>
-        </w:rPr>
-        <w:t>summa</w:t>
-      </w:r>
-      <w:proofErr w:type="spellEnd"/>
-      <w:r>
-        <w:rPr>
-          <w:color w:val="000000" w:themeColor="text1"/>
-          <w:sz w:val="28"/>
-          <w:szCs w:val="28"/>
-        </w:rPr>
-        <w:t xml:space="preserve"> () — </w:t>
+        <w:t xml:space="preserve">отработанных дней в месяце. Реализовать метод summa () — </w:t>
       </w:r>
       <w:r>
         <w:rPr>
@@ -1922,25 +1661,7 @@
           <w:sz w:val="28"/>
           <w:szCs w:val="28"/>
         </w:rPr>
-        <w:t>метод инициализации __</w:t>
-      </w:r>
-      <w:proofErr w:type="spellStart"/>
-      <w:r>
-        <w:rPr>
-          <w:color w:val="000000" w:themeColor="text1"/>
-          <w:sz w:val="28"/>
-          <w:szCs w:val="28"/>
-        </w:rPr>
-        <w:t>init</w:t>
-      </w:r>
-      <w:proofErr w:type="spellEnd"/>
-      <w:r>
-        <w:rPr>
-          <w:color w:val="000000" w:themeColor="text1"/>
-          <w:sz w:val="28"/>
-          <w:szCs w:val="28"/>
-        </w:rPr>
-        <w:t>__ ;</w:t>
+        <w:t>метод инициализации __init__ ;</w:t>
       </w:r>
     </w:p>
     <w:p>
@@ -1965,25 +1686,7 @@
           <w:sz w:val="28"/>
           <w:szCs w:val="28"/>
         </w:rPr>
-        <w:t xml:space="preserve">ввод с клавиатуры </w:t>
-      </w:r>
-      <w:proofErr w:type="spellStart"/>
-      <w:r>
-        <w:rPr>
-          <w:color w:val="000000" w:themeColor="text1"/>
-          <w:sz w:val="28"/>
-          <w:szCs w:val="28"/>
-        </w:rPr>
-        <w:t>read</w:t>
-      </w:r>
-      <w:proofErr w:type="spellEnd"/>
-      <w:r>
-        <w:rPr>
-          <w:color w:val="000000" w:themeColor="text1"/>
-          <w:sz w:val="28"/>
-          <w:szCs w:val="28"/>
-        </w:rPr>
-        <w:t xml:space="preserve"> ;</w:t>
+        <w:t>ввод с клавиатуры read ;</w:t>
       </w:r>
     </w:p>
     <w:p>
@@ -2008,25 +1711,7 @@
           <w:sz w:val="28"/>
           <w:szCs w:val="28"/>
         </w:rPr>
-        <w:t xml:space="preserve">вывод на экран </w:t>
-      </w:r>
-      <w:proofErr w:type="spellStart"/>
-      <w:r>
-        <w:rPr>
-          <w:color w:val="000000" w:themeColor="text1"/>
-          <w:sz w:val="28"/>
-          <w:szCs w:val="28"/>
-        </w:rPr>
-        <w:t>display</w:t>
-      </w:r>
-      <w:proofErr w:type="spellEnd"/>
-      <w:r>
-        <w:rPr>
-          <w:color w:val="000000" w:themeColor="text1"/>
-          <w:sz w:val="28"/>
-          <w:szCs w:val="28"/>
-        </w:rPr>
-        <w:t>.</w:t>
+        <w:t>вывод на экран display.</w:t>
       </w:r>
     </w:p>
     <w:p>
@@ -2064,61 +1749,7 @@
           <w:sz w:val="28"/>
           <w:szCs w:val="28"/>
         </w:rPr>
-        <w:t xml:space="preserve">после инструкции </w:t>
-      </w:r>
-      <w:proofErr w:type="spellStart"/>
-      <w:r>
-        <w:rPr>
-          <w:color w:val="000000" w:themeColor="text1"/>
-          <w:sz w:val="28"/>
-          <w:szCs w:val="28"/>
-        </w:rPr>
-        <w:t>if</w:t>
-      </w:r>
-      <w:proofErr w:type="spellEnd"/>
-      <w:r>
-        <w:rPr>
-          <w:color w:val="000000" w:themeColor="text1"/>
-          <w:sz w:val="28"/>
-          <w:szCs w:val="28"/>
-        </w:rPr>
-        <w:t xml:space="preserve"> __</w:t>
-      </w:r>
-      <w:proofErr w:type="spellStart"/>
-      <w:r>
-        <w:rPr>
-          <w:color w:val="000000" w:themeColor="text1"/>
-          <w:sz w:val="28"/>
-          <w:szCs w:val="28"/>
-        </w:rPr>
-        <w:t>name</w:t>
-      </w:r>
-      <w:proofErr w:type="spellEnd"/>
-      <w:r>
-        <w:rPr>
-          <w:color w:val="000000" w:themeColor="text1"/>
-          <w:sz w:val="28"/>
-          <w:szCs w:val="28"/>
-        </w:rPr>
-        <w:t>__ = '__</w:t>
-      </w:r>
-      <w:proofErr w:type="spellStart"/>
-      <w:r>
-        <w:rPr>
-          <w:color w:val="000000" w:themeColor="text1"/>
-          <w:sz w:val="28"/>
-          <w:szCs w:val="28"/>
-        </w:rPr>
-        <w:t>main</w:t>
-      </w:r>
-      <w:proofErr w:type="spellEnd"/>
-      <w:r>
-        <w:rPr>
-          <w:color w:val="000000" w:themeColor="text1"/>
-          <w:sz w:val="28"/>
-          <w:szCs w:val="28"/>
-        </w:rPr>
-        <w:t>__': добавить код,</w:t>
+        <w:t>после инструкции if __name__ = '__main__': добавить код,</w:t>
       </w:r>
       <w:r>
         <w:rPr>
@@ -2171,25 +1802,7 @@
           <w:sz w:val="28"/>
           <w:szCs w:val="28"/>
         </w:rPr>
-        <w:t xml:space="preserve">Создать класс </w:t>
-      </w:r>
-      <w:proofErr w:type="spellStart"/>
-      <w:r>
-        <w:rPr>
-          <w:color w:val="000000" w:themeColor="text1"/>
-          <w:sz w:val="28"/>
-          <w:szCs w:val="28"/>
-        </w:rPr>
-        <w:t>Payment</w:t>
-      </w:r>
-      <w:proofErr w:type="spellEnd"/>
-      <w:r>
-        <w:rPr>
-          <w:color w:val="000000" w:themeColor="text1"/>
-          <w:sz w:val="28"/>
-          <w:szCs w:val="28"/>
-        </w:rPr>
-        <w:t xml:space="preserve"> (зарплата). В классе должны быть представлены поля: фамилия</w:t>
+        <w:t>Создать класс Payment (зарплата). В классе должны быть представлены поля: фамилия</w:t>
       </w:r>
       <w:r>
         <w:rPr>
@@ -2500,25 +2113,7 @@
           <w:sz w:val="28"/>
           <w:szCs w:val="28"/>
         </w:rPr>
-        <w:t>слияние ветки для разработки с веткой master/</w:t>
-      </w:r>
-      <w:proofErr w:type="spellStart"/>
-      <w:r>
-        <w:rPr>
-          <w:color w:val="000000" w:themeColor="text1"/>
-          <w:sz w:val="28"/>
-          <w:szCs w:val="28"/>
-        </w:rPr>
-        <w:t>main</w:t>
-      </w:r>
-      <w:proofErr w:type="spellEnd"/>
-      <w:r>
-        <w:rPr>
-          <w:color w:val="000000" w:themeColor="text1"/>
-          <w:sz w:val="28"/>
-          <w:szCs w:val="28"/>
-        </w:rPr>
-        <w:t>.</w:t>
+        <w:t>слияние ветки для разработки с веткой master/main.</w:t>
       </w:r>
     </w:p>
     <w:p>
@@ -2527,7 +2122,9 @@
         <w:ind w:firstLine="709"/>
         <w:jc w:val="both"/>
         <w:rPr>
-          <w:sz w:val="28"/>
+          <w:color w:val="000000" w:themeColor="text1"/>
+          <w:sz w:val="28"/>
+          <w:szCs w:val="28"/>
         </w:rPr>
       </w:pPr>
       <w:r>
@@ -2560,25 +2157,34 @@
           <w:sz w:val="28"/>
           <w:szCs w:val="28"/>
         </w:rPr>
-        <w:t xml:space="preserve">Отправил сделанные изменения на сервер </w:t>
-      </w:r>
-      <w:proofErr w:type="spellStart"/>
-      <w:r>
-        <w:rPr>
-          <w:color w:val="000000" w:themeColor="text1"/>
-          <w:sz w:val="28"/>
-          <w:szCs w:val="28"/>
-        </w:rPr>
-        <w:t>GitHub</w:t>
-      </w:r>
-      <w:proofErr w:type="spellEnd"/>
-      <w:r>
-        <w:rPr>
-          <w:color w:val="000000" w:themeColor="text1"/>
-          <w:sz w:val="28"/>
-          <w:szCs w:val="28"/>
-        </w:rPr>
-        <w:t>.</w:t>
+        <w:t>Отправил сделанные изменения на сервер GitHub.</w:t>
+      </w:r>
+    </w:p>
+    <w:p>
+      <w:pPr>
+        <w:spacing w:line="360" w:lineRule="auto"/>
+        <w:ind w:firstLine="709"/>
+        <w:jc w:val="both"/>
+        <w:rPr>
+          <w:sz w:val="28"/>
+          <w:lang w:val="en-150"/>
+        </w:rPr>
+      </w:pPr>
+      <w:r>
+        <w:rPr>
+          <w:color w:val="000000" w:themeColor="text1"/>
+          <w:sz w:val="28"/>
+          <w:szCs w:val="28"/>
+        </w:rPr>
+        <w:t xml:space="preserve">Ссылка: </w:t>
+      </w:r>
+      <w:r>
+        <w:rPr>
+          <w:color w:val="000000" w:themeColor="text1"/>
+          <w:sz w:val="28"/>
+          <w:szCs w:val="28"/>
+        </w:rPr>
+        <w:t>https://github.com/Viktorkozh/OOP-1</w:t>
       </w:r>
     </w:p>
     <w:p>
@@ -2667,33 +2273,11 @@
         </w:rPr>
         <w:t xml:space="preserve">   </w:t>
       </w:r>
-      <w:proofErr w:type="spellStart"/>
-      <w:r>
-        <w:rPr>
-          <w:sz w:val="28"/>
-        </w:rPr>
-        <w:t>class</w:t>
-      </w:r>
-      <w:proofErr w:type="spellEnd"/>
-      <w:r>
-        <w:rPr>
-          <w:sz w:val="28"/>
-        </w:rPr>
-        <w:t xml:space="preserve"> </w:t>
-      </w:r>
-      <w:proofErr w:type="spellStart"/>
-      <w:r>
-        <w:rPr>
-          <w:sz w:val="28"/>
-        </w:rPr>
-        <w:t>MyClass</w:t>
-      </w:r>
-      <w:proofErr w:type="spellEnd"/>
-      <w:r>
-        <w:rPr>
-          <w:sz w:val="28"/>
-        </w:rPr>
-        <w:t>:</w:t>
+      <w:r>
+        <w:rPr>
+          <w:sz w:val="28"/>
+        </w:rPr>
+        <w:t>class MyClass:</w:t>
       </w:r>
     </w:p>
     <w:p>
@@ -2707,19 +2291,12 @@
           <w:sz w:val="28"/>
         </w:rPr>
       </w:pPr>
-      <w:proofErr w:type="spellStart"/>
-      <w:r>
-        <w:rPr>
-          <w:sz w:val="28"/>
-        </w:rPr>
-        <w:t>var</w:t>
-      </w:r>
-      <w:proofErr w:type="spellEnd"/>
-      <w:r>
-        <w:rPr>
-          <w:sz w:val="28"/>
-        </w:rPr>
-        <w:t xml:space="preserve"> = ... # некоторая переменная</w:t>
+      <w:r>
+        <w:rPr>
+          <w:sz w:val="28"/>
+        </w:rPr>
+        <w:lastRenderedPageBreak/>
+        <w:t>var = ... # некоторая переменная</w:t>
       </w:r>
     </w:p>
     <w:p>
@@ -2733,48 +2310,11 @@
           <w:sz w:val="28"/>
         </w:rPr>
       </w:pPr>
-      <w:proofErr w:type="spellStart"/>
-      <w:r>
-        <w:rPr>
-          <w:sz w:val="28"/>
-        </w:rPr>
-        <w:lastRenderedPageBreak/>
-        <w:t>def</w:t>
-      </w:r>
-      <w:proofErr w:type="spellEnd"/>
-      <w:r>
-        <w:rPr>
-          <w:sz w:val="28"/>
-        </w:rPr>
-        <w:t xml:space="preserve"> </w:t>
-      </w:r>
-      <w:proofErr w:type="spellStart"/>
-      <w:r>
-        <w:rPr>
-          <w:sz w:val="28"/>
-        </w:rPr>
-        <w:t>do_smt</w:t>
-      </w:r>
-      <w:proofErr w:type="spellEnd"/>
-      <w:r>
-        <w:rPr>
-          <w:sz w:val="28"/>
-        </w:rPr>
-        <w:t>(</w:t>
-      </w:r>
-      <w:proofErr w:type="spellStart"/>
-      <w:r>
-        <w:rPr>
-          <w:sz w:val="28"/>
-        </w:rPr>
-        <w:t>self</w:t>
-      </w:r>
-      <w:proofErr w:type="spellEnd"/>
-      <w:r>
-        <w:rPr>
-          <w:sz w:val="28"/>
-        </w:rPr>
-        <w:t>):</w:t>
+      <w:r>
+        <w:rPr>
+          <w:sz w:val="28"/>
+        </w:rPr>
+        <w:t>def do_smt(self):</w:t>
       </w:r>
     </w:p>
     <w:p>
@@ -2946,21 +2486,7 @@
         <w:rPr>
           <w:sz w:val="28"/>
         </w:rPr>
-        <w:t>Для чего предназначен метод __</w:t>
-      </w:r>
-      <w:proofErr w:type="spellStart"/>
-      <w:r>
-        <w:rPr>
-          <w:sz w:val="28"/>
-        </w:rPr>
-        <w:t>init</w:t>
-      </w:r>
-      <w:proofErr w:type="spellEnd"/>
-      <w:r>
-        <w:rPr>
-          <w:sz w:val="28"/>
-        </w:rPr>
-        <w:t>__() класса?</w:t>
+        <w:t>Для чего предназначен метод __init__() класса?</w:t>
       </w:r>
     </w:p>
     <w:p>
@@ -2978,33 +2504,7 @@
         <w:rPr>
           <w:sz w:val="28"/>
         </w:rPr>
-        <w:t>Метод __</w:t>
-      </w:r>
-      <w:proofErr w:type="spellStart"/>
-      <w:r>
-        <w:rPr>
-          <w:sz w:val="28"/>
-        </w:rPr>
-        <w:t>init</w:t>
-      </w:r>
-      <w:proofErr w:type="spellEnd"/>
-      <w:r>
-        <w:rPr>
-          <w:sz w:val="28"/>
-        </w:rPr>
-        <w:t xml:space="preserve">__ является конструктором. Конструкторы </w:t>
-      </w:r>
-      <w:r>
-        <w:rPr>
-          <w:sz w:val="28"/>
-        </w:rPr>
-        <w:t>— это</w:t>
-      </w:r>
-      <w:r>
-        <w:rPr>
-          <w:sz w:val="28"/>
-        </w:rPr>
-        <w:t xml:space="preserve"> концепция объектно-ориентированного программирования. Класс может иметь один и только один конструктор. Если</w:t>
+        <w:t>Метод __init__ является конструктором. Конструкторы — это концепция объектно-ориентированного программирования. Класс может иметь один и только один конструктор. Если</w:t>
       </w:r>
       <w:r>
         <w:rPr>
@@ -3016,21 +2516,7 @@
         <w:rPr>
           <w:sz w:val="28"/>
         </w:rPr>
-        <w:t>__</w:t>
-      </w:r>
-      <w:proofErr w:type="spellStart"/>
-      <w:r>
-        <w:rPr>
-          <w:sz w:val="28"/>
-        </w:rPr>
-        <w:t>init</w:t>
-      </w:r>
-      <w:proofErr w:type="spellEnd"/>
-      <w:r>
-        <w:rPr>
-          <w:sz w:val="28"/>
-        </w:rPr>
-        <w:t>__ определен внутри класса, он автоматически вызывается при создании нового</w:t>
+        <w:t>__init__ определен внутри класса, он автоматически вызывается при создании нового</w:t>
       </w:r>
       <w:r>
         <w:rPr>
@@ -3064,21 +2550,7 @@
         <w:rPr>
           <w:sz w:val="28"/>
         </w:rPr>
-        <w:t xml:space="preserve">Каково назначение </w:t>
-      </w:r>
-      <w:proofErr w:type="spellStart"/>
-      <w:r>
-        <w:rPr>
-          <w:sz w:val="28"/>
-        </w:rPr>
-        <w:t>self</w:t>
-      </w:r>
-      <w:proofErr w:type="spellEnd"/>
-      <w:r>
-        <w:rPr>
-          <w:sz w:val="28"/>
-        </w:rPr>
-        <w:t xml:space="preserve"> ?</w:t>
+        <w:t>Каково назначение self ?</w:t>
       </w:r>
     </w:p>
     <w:p>
@@ -3092,19 +2564,11 @@
           <w:sz w:val="28"/>
         </w:rPr>
       </w:pPr>
-      <w:proofErr w:type="spellStart"/>
-      <w:r>
-        <w:rPr>
-          <w:sz w:val="28"/>
-        </w:rPr>
-        <w:t>self</w:t>
-      </w:r>
-      <w:proofErr w:type="spellEnd"/>
-      <w:r>
-        <w:rPr>
-          <w:sz w:val="28"/>
-        </w:rPr>
-        <w:t xml:space="preserve"> представляет собой ссылку на текущий экземпляр класса и используется для доступа к атрибутам и методам класса изнутри.</w:t>
+      <w:r>
+        <w:rPr>
+          <w:sz w:val="28"/>
+        </w:rPr>
+        <w:t>self представляет собой ссылку на текущий экземпляр класса и используется для доступа к атрибутам и методам класса изнутри.</w:t>
       </w:r>
     </w:p>
     <w:p>
@@ -3239,35 +2703,7 @@
         <w:rPr>
           <w:sz w:val="28"/>
         </w:rPr>
-        <w:t>Приватные атрибуты и методы начинаются с одного или двух подчеркиваний (например, _</w:t>
-      </w:r>
-      <w:proofErr w:type="spellStart"/>
-      <w:r>
-        <w:rPr>
-          <w:sz w:val="28"/>
-        </w:rPr>
-        <w:t>private</w:t>
-      </w:r>
-      <w:proofErr w:type="spellEnd"/>
-      <w:r>
-        <w:rPr>
-          <w:sz w:val="28"/>
-        </w:rPr>
-        <w:t xml:space="preserve"> или __</w:t>
-      </w:r>
-      <w:proofErr w:type="spellStart"/>
-      <w:r>
-        <w:rPr>
-          <w:sz w:val="28"/>
-        </w:rPr>
-        <w:t>very_private</w:t>
-      </w:r>
-      <w:proofErr w:type="spellEnd"/>
-      <w:r>
-        <w:rPr>
-          <w:sz w:val="28"/>
-        </w:rPr>
-        <w:t>).</w:t>
+        <w:t>Приватные атрибуты и методы начинаются с одного или двух подчеркиваний (например, _private или __very_private).</w:t>
       </w:r>
     </w:p>
     <w:p>
@@ -3285,6 +2721,7 @@
         <w:rPr>
           <w:sz w:val="28"/>
         </w:rPr>
+        <w:lastRenderedPageBreak/>
         <w:t>Публичные атрибуты и методы не имеют подчеркиваний.</w:t>
       </w:r>
     </w:p>
@@ -3307,7 +2744,6 @@
         <w:rPr>
           <w:sz w:val="28"/>
         </w:rPr>
-        <w:lastRenderedPageBreak/>
         <w:t>Каково назначение функции isinstance ?</w:t>
       </w:r>
     </w:p>
@@ -3326,35 +2762,7 @@
         <w:rPr>
           <w:sz w:val="28"/>
         </w:rPr>
-        <w:t>Встроенная функция isinstance(</w:t>
-      </w:r>
-      <w:proofErr w:type="spellStart"/>
-      <w:r>
-        <w:rPr>
-          <w:sz w:val="28"/>
-        </w:rPr>
-        <w:t>obj</w:t>
-      </w:r>
-      <w:proofErr w:type="spellEnd"/>
-      <w:r>
-        <w:rPr>
-          <w:sz w:val="28"/>
-        </w:rPr>
-        <w:t xml:space="preserve">, </w:t>
-      </w:r>
-      <w:proofErr w:type="spellStart"/>
-      <w:r>
-        <w:rPr>
-          <w:sz w:val="28"/>
-        </w:rPr>
-        <w:t>Cls</w:t>
-      </w:r>
-      <w:proofErr w:type="spellEnd"/>
-      <w:r>
-        <w:rPr>
-          <w:sz w:val="28"/>
-        </w:rPr>
-        <w:t>) , используемая при реализации методов</w:t>
+        <w:t>Встроенная функция isinstance(obj, Cls) , используемая при реализации методов</w:t>
       </w:r>
       <w:r>
         <w:rPr>
@@ -3380,16 +2788,8 @@
         <w:rPr>
           <w:sz w:val="28"/>
         </w:rPr>
-        <w:t xml:space="preserve"> что некоторый объект </w:t>
-      </w:r>
-      <w:proofErr w:type="spellStart"/>
-      <w:r>
-        <w:rPr>
-          <w:sz w:val="28"/>
-        </w:rPr>
-        <w:t>obj</w:t>
-      </w:r>
-      <w:proofErr w:type="spellEnd"/>
+        <w:t xml:space="preserve"> что некоторый объект obj</w:t>
+      </w:r>
       <w:r>
         <w:rPr>
           <w:sz w:val="28"/>
@@ -3400,35 +2800,7 @@
         <w:rPr>
           <w:sz w:val="28"/>
         </w:rPr>
-        <w:t xml:space="preserve">является либо экземпляром класса </w:t>
-      </w:r>
-      <w:proofErr w:type="spellStart"/>
-      <w:r>
-        <w:rPr>
-          <w:sz w:val="28"/>
-        </w:rPr>
-        <w:t>Cls</w:t>
-      </w:r>
-      <w:proofErr w:type="spellEnd"/>
-      <w:r>
-        <w:rPr>
-          <w:sz w:val="28"/>
-        </w:rPr>
-        <w:t xml:space="preserve"> либо экземпляром одного из потомков класса </w:t>
-      </w:r>
-      <w:proofErr w:type="spellStart"/>
-      <w:r>
-        <w:rPr>
-          <w:sz w:val="28"/>
-        </w:rPr>
-        <w:t>Cls</w:t>
-      </w:r>
-      <w:proofErr w:type="spellEnd"/>
-      <w:r>
-        <w:rPr>
-          <w:sz w:val="28"/>
-        </w:rPr>
-        <w:t>.</w:t>
+        <w:t>является либо экземпляром класса Cls либо экземпляром одного из потомков класса Cls.</w:t>
       </w:r>
     </w:p>
     <w:sectPr>
